--- a/report/Tuần 2(11_18_202605).docx
+++ b/report/Tuần 2(11_18_202605).docx
@@ -523,6 +523,7 @@
         <w:rPr>
           <w:b/>
           <w:bCs/>
+          <w:highlight w:val="yellow"/>
         </w:rPr>
         <w:t>2.1. Thiết lập môi trường và cấu trúc thư mục</w:t>
       </w:r>
@@ -842,10 +843,7 @@
     </w:tbl>
     <w:p>
       <w:r>
-        <w:t>Nếu nhóm chưa tách được thành nhiều file code, có thể dùng một notebook chính. Tuy nhiên notebo</w:t>
-      </w:r>
-      <w:r>
-        <w:t>ok phải chạy được từ đầu đến cuối.</w:t>
+        <w:t>Nếu nhóm chưa tách được thành nhiều file code, có thể dùng một notebook chính. Tuy nhiên notebook phải chạy được từ đầu đến cuối.</w:t>
       </w:r>
     </w:p>
     <w:p>
@@ -859,6 +857,7 @@
         <w:rPr>
           <w:b/>
           <w:bCs/>
+          <w:highlight w:val="yellow"/>
         </w:rPr>
         <w:t>2.2. Đọc bộ dữ liệu bằng Python</w:t>
       </w:r>
@@ -6179,7 +6178,6 @@
   <w:style w:type="paragraph" w:default="1" w:styleId="Normal">
     <w:name w:val="Normal"/>
     <w:qFormat/>
-    <w:rsid w:val="00C14945"/>
   </w:style>
   <w:style w:type="paragraph" w:styleId="Heading1">
     <w:name w:val="heading 1"/>
